--- a/1/1.docx
+++ b/1/1.docx
@@ -47,8 +47,16 @@
         <w:spacing w:after="0"/>
       </w:pPr>
       <w:r>
-        <w:t>Name: Parth Kairamkonda</w:t>
+        <w:t xml:space="preserve">Name: </w:t>
       </w:r>
+      <w:r>
+        <w:t xml:space="preserve">Shivani </w:t>
+      </w:r>
+      <w:proofErr w:type="spellStart"/>
+      <w:r>
+        <w:t>Kinagi</w:t>
+      </w:r>
+      <w:proofErr w:type="spellEnd"/>
     </w:p>
     <w:p>
       <w:pPr>
@@ -58,7 +66,10 @@
         <w:t>PRN no: 223</w:t>
       </w:r>
       <w:r>
-        <w:t>11585</w:t>
+        <w:t>11</w:t>
+      </w:r>
+      <w:r>
+        <w:t>443</w:t>
       </w:r>
     </w:p>
     <w:p>
@@ -69,7 +80,7 @@
         <w:t>Roll no: 3820</w:t>
       </w:r>
       <w:r>
-        <w:t>51</w:t>
+        <w:t>46</w:t>
       </w:r>
     </w:p>
     <w:p>
